--- a/docx/司法解释/最高人民法院关于在粤港澳大湾区内地登记设立的香港、澳门投资企业协议选择港澳法律为合同适用法律或者协议约定港澳为仲裁地效力问题的批复_2025_ff808181927f12760195d19dd4682e1e.docx
+++ b/docx/司法解释/最高人民法院关于在粤港澳大湾区内地登记设立的香港、澳门投资企业协议选择港澳法律为合同适用法律或者协议约定港澳为仲裁地效力问题的批复_2025_ff808181927f12760195d19dd4682e1e.docx
@@ -94,7 +94,7 @@
           <w:szCs w:val="44"/>
           <w:shd w:val="clear" w:color="auto" w:fill="FFFFFF"/>
         </w:rPr>
-        <w:t>香港、澳门投资企业协议选择港澳法律</w:t>
+        <w:t>香港、澳门投资企业协议选择港澳法律为</w:t>
       </w:r>
       <w:r>
         <w:rPr>
@@ -114,7 +114,7 @@
           <w:szCs w:val="44"/>
           <w:shd w:val="clear" w:color="auto" w:fill="FFFFFF"/>
         </w:rPr>
-        <w:t>为合同适用法律或者协议约定港澳</w:t>
+        <w:t>合同适用法律或者协议约定港澳为仲裁地</w:t>
       </w:r>
       <w:r>
         <w:rPr>
@@ -134,18 +134,6 @@
           <w:szCs w:val="44"/>
           <w:shd w:val="clear" w:color="auto" w:fill="FFFFFF"/>
         </w:rPr>
-        <w:t>为仲裁地</w:t>
-      </w:r>
-      <w:bookmarkStart w:id="7" w:name="_GoBack"/>
-      <w:bookmarkEnd w:id="7"/>
-      <w:r>
-        <w:rPr>
-          <w:rFonts w:hint="eastAsia" w:ascii="方正小标宋简体" w:hAnsi="方正小标宋简体" w:eastAsia="方正小标宋简体" w:cs="方正小标宋简体"/>
-          <w:color w:val="333333"/>
-          <w:sz w:val="44"/>
-          <w:szCs w:val="44"/>
-          <w:shd w:val="clear" w:color="auto" w:fill="FFFFFF"/>
-        </w:rPr>
         <w:t>效力问题的批复</w:t>
       </w:r>
     </w:p>
@@ -221,6 +209,8 @@
           <w:szCs w:val="32"/>
         </w:rPr>
       </w:pPr>
+      <w:bookmarkStart w:id="7" w:name="_GoBack"/>
+      <w:bookmarkEnd w:id="7"/>
     </w:p>
     <w:p>
       <w:pPr>
